--- a/SecureVerse_Deliverable1.docx
+++ b/SecureVerse_Deliverable1.docx
@@ -124,12 +124,6 @@
         <w:gridCol w:w="3800"/>
       </w:tblGrid>
       <w:tr>
-        <w:tblPrEx>
-          <w:tblCellMar>
-            <w:top w:w="0" w:type="dxa"/>
-            <w:bottom w:w="0" w:type="dxa"/>
-          </w:tblCellMar>
-        </w:tblPrEx>
         <w:tc>
           <w:tcPr>
             <w:tcW w:w="2200" w:type="dxa"/>
@@ -184,12 +178,6 @@
         </w:tc>
       </w:tr>
       <w:tr>
-        <w:tblPrEx>
-          <w:tblCellMar>
-            <w:top w:w="0" w:type="dxa"/>
-            <w:bottom w:w="0" w:type="dxa"/>
-          </w:tblCellMar>
-        </w:tblPrEx>
         <w:tc>
           <w:tcPr>
             <w:tcW w:w="2200" w:type="dxa"/>
@@ -244,12 +232,6 @@
         </w:tc>
       </w:tr>
       <w:tr>
-        <w:tblPrEx>
-          <w:tblCellMar>
-            <w:top w:w="0" w:type="dxa"/>
-            <w:bottom w:w="0" w:type="dxa"/>
-          </w:tblCellMar>
-        </w:tblPrEx>
         <w:tc>
           <w:tcPr>
             <w:tcW w:w="2200" w:type="dxa"/>
@@ -312,12 +294,6 @@
         </w:tc>
       </w:tr>
       <w:tr>
-        <w:tblPrEx>
-          <w:tblCellMar>
-            <w:top w:w="0" w:type="dxa"/>
-            <w:bottom w:w="0" w:type="dxa"/>
-          </w:tblCellMar>
-        </w:tblPrEx>
         <w:tc>
           <w:tcPr>
             <w:tcW w:w="2200" w:type="dxa"/>
@@ -646,12 +622,6 @@
         <w:gridCol w:w="6360"/>
       </w:tblGrid>
       <w:tr>
-        <w:tblPrEx>
-          <w:tblCellMar>
-            <w:top w:w="0" w:type="dxa"/>
-            <w:bottom w:w="0" w:type="dxa"/>
-          </w:tblCellMar>
-        </w:tblPrEx>
         <w:tc>
           <w:tcPr>
             <w:tcW w:w="3000" w:type="dxa"/>
@@ -714,12 +684,6 @@
         </w:tc>
       </w:tr>
       <w:tr>
-        <w:tblPrEx>
-          <w:tblCellMar>
-            <w:top w:w="0" w:type="dxa"/>
-            <w:bottom w:w="0" w:type="dxa"/>
-          </w:tblCellMar>
-        </w:tblPrEx>
         <w:tc>
           <w:tcPr>
             <w:tcW w:w="3000" w:type="dxa"/>
@@ -788,12 +752,6 @@
         </w:tc>
       </w:tr>
       <w:tr>
-        <w:tblPrEx>
-          <w:tblCellMar>
-            <w:top w:w="0" w:type="dxa"/>
-            <w:bottom w:w="0" w:type="dxa"/>
-          </w:tblCellMar>
-        </w:tblPrEx>
         <w:tc>
           <w:tcPr>
             <w:tcW w:w="3000" w:type="dxa"/>
@@ -898,12 +856,6 @@
         </w:tc>
       </w:tr>
       <w:tr>
-        <w:tblPrEx>
-          <w:tblCellMar>
-            <w:top w:w="0" w:type="dxa"/>
-            <w:bottom w:w="0" w:type="dxa"/>
-          </w:tblCellMar>
-        </w:tblPrEx>
         <w:tc>
           <w:tcPr>
             <w:tcW w:w="3000" w:type="dxa"/>
@@ -962,12 +914,6 @@
         </w:tc>
       </w:tr>
       <w:tr>
-        <w:tblPrEx>
-          <w:tblCellMar>
-            <w:top w:w="0" w:type="dxa"/>
-            <w:bottom w:w="0" w:type="dxa"/>
-          </w:tblCellMar>
-        </w:tblPrEx>
         <w:tc>
           <w:tcPr>
             <w:tcW w:w="3000" w:type="dxa"/>
@@ -1072,12 +1018,6 @@
         </w:tc>
       </w:tr>
       <w:tr>
-        <w:tblPrEx>
-          <w:tblCellMar>
-            <w:top w:w="0" w:type="dxa"/>
-            <w:bottom w:w="0" w:type="dxa"/>
-          </w:tblCellMar>
-        </w:tblPrEx>
         <w:tc>
           <w:tcPr>
             <w:tcW w:w="3000" w:type="dxa"/>
@@ -1154,12 +1094,6 @@
         </w:tc>
       </w:tr>
       <w:tr>
-        <w:tblPrEx>
-          <w:tblCellMar>
-            <w:top w:w="0" w:type="dxa"/>
-            <w:bottom w:w="0" w:type="dxa"/>
-          </w:tblCellMar>
-        </w:tblPrEx>
         <w:tc>
           <w:tcPr>
             <w:tcW w:w="3000" w:type="dxa"/>
@@ -1296,12 +1230,6 @@
         <w:gridCol w:w="1600"/>
       </w:tblGrid>
       <w:tr>
-        <w:tblPrEx>
-          <w:tblCellMar>
-            <w:top w:w="0" w:type="dxa"/>
-            <w:bottom w:w="0" w:type="dxa"/>
-          </w:tblCellMar>
-        </w:tblPrEx>
         <w:tc>
           <w:tcPr>
             <w:tcW w:w="1200" w:type="dxa"/>
@@ -1394,12 +1322,6 @@
         </w:tc>
       </w:tr>
       <w:tr>
-        <w:tblPrEx>
-          <w:tblCellMar>
-            <w:top w:w="0" w:type="dxa"/>
-            <w:bottom w:w="0" w:type="dxa"/>
-          </w:tblCellMar>
-        </w:tblPrEx>
         <w:tc>
           <w:tcPr>
             <w:tcW w:w="1200" w:type="dxa"/>
@@ -1522,12 +1444,6 @@
         </w:tc>
       </w:tr>
       <w:tr>
-        <w:tblPrEx>
-          <w:tblCellMar>
-            <w:top w:w="0" w:type="dxa"/>
-            <w:bottom w:w="0" w:type="dxa"/>
-          </w:tblCellMar>
-        </w:tblPrEx>
         <w:tc>
           <w:tcPr>
             <w:tcW w:w="1200" w:type="dxa"/>
@@ -1614,12 +1530,6 @@
         </w:tc>
       </w:tr>
       <w:tr>
-        <w:tblPrEx>
-          <w:tblCellMar>
-            <w:top w:w="0" w:type="dxa"/>
-            <w:bottom w:w="0" w:type="dxa"/>
-          </w:tblCellMar>
-        </w:tblPrEx>
         <w:tc>
           <w:tcPr>
             <w:tcW w:w="1200" w:type="dxa"/>
@@ -1706,12 +1616,6 @@
         </w:tc>
       </w:tr>
       <w:tr>
-        <w:tblPrEx>
-          <w:tblCellMar>
-            <w:top w:w="0" w:type="dxa"/>
-            <w:bottom w:w="0" w:type="dxa"/>
-          </w:tblCellMar>
-        </w:tblPrEx>
         <w:tc>
           <w:tcPr>
             <w:tcW w:w="1200" w:type="dxa"/>
@@ -1798,12 +1702,6 @@
         </w:tc>
       </w:tr>
       <w:tr>
-        <w:tblPrEx>
-          <w:tblCellMar>
-            <w:top w:w="0" w:type="dxa"/>
-            <w:bottom w:w="0" w:type="dxa"/>
-          </w:tblCellMar>
-        </w:tblPrEx>
         <w:tc>
           <w:tcPr>
             <w:tcW w:w="1200" w:type="dxa"/>
@@ -1890,12 +1788,6 @@
         </w:tc>
       </w:tr>
       <w:tr>
-        <w:tblPrEx>
-          <w:tblCellMar>
-            <w:top w:w="0" w:type="dxa"/>
-            <w:bottom w:w="0" w:type="dxa"/>
-          </w:tblCellMar>
-        </w:tblPrEx>
         <w:tc>
           <w:tcPr>
             <w:tcW w:w="1200" w:type="dxa"/>
@@ -2018,12 +1910,6 @@
         <w:gridCol w:w="1600"/>
       </w:tblGrid>
       <w:tr>
-        <w:tblPrEx>
-          <w:tblCellMar>
-            <w:top w:w="0" w:type="dxa"/>
-            <w:bottom w:w="0" w:type="dxa"/>
-          </w:tblCellMar>
-        </w:tblPrEx>
         <w:tc>
           <w:tcPr>
             <w:tcW w:w="1200" w:type="dxa"/>
@@ -2116,12 +2002,6 @@
         </w:tc>
       </w:tr>
       <w:tr>
-        <w:tblPrEx>
-          <w:tblCellMar>
-            <w:top w:w="0" w:type="dxa"/>
-            <w:bottom w:w="0" w:type="dxa"/>
-          </w:tblCellMar>
-        </w:tblPrEx>
         <w:tc>
           <w:tcPr>
             <w:tcW w:w="1200" w:type="dxa"/>
@@ -2208,12 +2088,6 @@
         </w:tc>
       </w:tr>
       <w:tr>
-        <w:tblPrEx>
-          <w:tblCellMar>
-            <w:top w:w="0" w:type="dxa"/>
-            <w:bottom w:w="0" w:type="dxa"/>
-          </w:tblCellMar>
-        </w:tblPrEx>
         <w:tc>
           <w:tcPr>
             <w:tcW w:w="1200" w:type="dxa"/>
@@ -2336,12 +2210,6 @@
         </w:tc>
       </w:tr>
       <w:tr>
-        <w:tblPrEx>
-          <w:tblCellMar>
-            <w:top w:w="0" w:type="dxa"/>
-            <w:bottom w:w="0" w:type="dxa"/>
-          </w:tblCellMar>
-        </w:tblPrEx>
         <w:tc>
           <w:tcPr>
             <w:tcW w:w="1200" w:type="dxa"/>
@@ -2428,12 +2296,6 @@
         </w:tc>
       </w:tr>
       <w:tr>
-        <w:tblPrEx>
-          <w:tblCellMar>
-            <w:top w:w="0" w:type="dxa"/>
-            <w:bottom w:w="0" w:type="dxa"/>
-          </w:tblCellMar>
-        </w:tblPrEx>
         <w:tc>
           <w:tcPr>
             <w:tcW w:w="1200" w:type="dxa"/>
@@ -2520,12 +2382,6 @@
         </w:tc>
       </w:tr>
       <w:tr>
-        <w:tblPrEx>
-          <w:tblCellMar>
-            <w:top w:w="0" w:type="dxa"/>
-            <w:bottom w:w="0" w:type="dxa"/>
-          </w:tblCellMar>
-        </w:tblPrEx>
         <w:tc>
           <w:tcPr>
             <w:tcW w:w="1200" w:type="dxa"/>
@@ -2648,12 +2504,6 @@
         <w:gridCol w:w="1600"/>
       </w:tblGrid>
       <w:tr>
-        <w:tblPrEx>
-          <w:tblCellMar>
-            <w:top w:w="0" w:type="dxa"/>
-            <w:bottom w:w="0" w:type="dxa"/>
-          </w:tblCellMar>
-        </w:tblPrEx>
         <w:tc>
           <w:tcPr>
             <w:tcW w:w="1200" w:type="dxa"/>
@@ -2746,12 +2596,6 @@
         </w:tc>
       </w:tr>
       <w:tr>
-        <w:tblPrEx>
-          <w:tblCellMar>
-            <w:top w:w="0" w:type="dxa"/>
-            <w:bottom w:w="0" w:type="dxa"/>
-          </w:tblCellMar>
-        </w:tblPrEx>
         <w:tc>
           <w:tcPr>
             <w:tcW w:w="1200" w:type="dxa"/>
@@ -2838,12 +2682,6 @@
         </w:tc>
       </w:tr>
       <w:tr>
-        <w:tblPrEx>
-          <w:tblCellMar>
-            <w:top w:w="0" w:type="dxa"/>
-            <w:bottom w:w="0" w:type="dxa"/>
-          </w:tblCellMar>
-        </w:tblPrEx>
         <w:tc>
           <w:tcPr>
             <w:tcW w:w="1200" w:type="dxa"/>
@@ -2967,12 +2805,6 @@
         </w:tc>
       </w:tr>
       <w:tr>
-        <w:tblPrEx>
-          <w:tblCellMar>
-            <w:top w:w="0" w:type="dxa"/>
-            <w:bottom w:w="0" w:type="dxa"/>
-          </w:tblCellMar>
-        </w:tblPrEx>
         <w:tc>
           <w:tcPr>
             <w:tcW w:w="1200" w:type="dxa"/>
@@ -3059,12 +2891,6 @@
         </w:tc>
       </w:tr>
       <w:tr>
-        <w:tblPrEx>
-          <w:tblCellMar>
-            <w:top w:w="0" w:type="dxa"/>
-            <w:bottom w:w="0" w:type="dxa"/>
-          </w:tblCellMar>
-        </w:tblPrEx>
         <w:tc>
           <w:tcPr>
             <w:tcW w:w="1200" w:type="dxa"/>
@@ -3205,12 +3031,6 @@
         <w:gridCol w:w="1600"/>
       </w:tblGrid>
       <w:tr>
-        <w:tblPrEx>
-          <w:tblCellMar>
-            <w:top w:w="0" w:type="dxa"/>
-            <w:bottom w:w="0" w:type="dxa"/>
-          </w:tblCellMar>
-        </w:tblPrEx>
         <w:tc>
           <w:tcPr>
             <w:tcW w:w="1200" w:type="dxa"/>
@@ -3303,12 +3123,6 @@
         </w:tc>
       </w:tr>
       <w:tr>
-        <w:tblPrEx>
-          <w:tblCellMar>
-            <w:top w:w="0" w:type="dxa"/>
-            <w:bottom w:w="0" w:type="dxa"/>
-          </w:tblCellMar>
-        </w:tblPrEx>
         <w:tc>
           <w:tcPr>
             <w:tcW w:w="1200" w:type="dxa"/>
@@ -3395,12 +3209,6 @@
         </w:tc>
       </w:tr>
       <w:tr>
-        <w:tblPrEx>
-          <w:tblCellMar>
-            <w:top w:w="0" w:type="dxa"/>
-            <w:bottom w:w="0" w:type="dxa"/>
-          </w:tblCellMar>
-        </w:tblPrEx>
         <w:tc>
           <w:tcPr>
             <w:tcW w:w="1200" w:type="dxa"/>
@@ -3487,12 +3295,6 @@
         </w:tc>
       </w:tr>
       <w:tr>
-        <w:tblPrEx>
-          <w:tblCellMar>
-            <w:top w:w="0" w:type="dxa"/>
-            <w:bottom w:w="0" w:type="dxa"/>
-          </w:tblCellMar>
-        </w:tblPrEx>
         <w:tc>
           <w:tcPr>
             <w:tcW w:w="1200" w:type="dxa"/>
@@ -3615,12 +3417,6 @@
         </w:tc>
       </w:tr>
       <w:tr>
-        <w:tblPrEx>
-          <w:tblCellMar>
-            <w:top w:w="0" w:type="dxa"/>
-            <w:bottom w:w="0" w:type="dxa"/>
-          </w:tblCellMar>
-        </w:tblPrEx>
         <w:tc>
           <w:tcPr>
             <w:tcW w:w="1200" w:type="dxa"/>
@@ -3760,12 +3556,6 @@
         <w:gridCol w:w="6960"/>
       </w:tblGrid>
       <w:tr>
-        <w:tblPrEx>
-          <w:tblCellMar>
-            <w:top w:w="0" w:type="dxa"/>
-            <w:bottom w:w="0" w:type="dxa"/>
-          </w:tblCellMar>
-        </w:tblPrEx>
         <w:tc>
           <w:tcPr>
             <w:tcW w:w="2400" w:type="dxa"/>
@@ -3828,12 +3618,6 @@
         </w:tc>
       </w:tr>
       <w:tr>
-        <w:tblPrEx>
-          <w:tblCellMar>
-            <w:top w:w="0" w:type="dxa"/>
-            <w:bottom w:w="0" w:type="dxa"/>
-          </w:tblCellMar>
-        </w:tblPrEx>
         <w:tc>
           <w:tcPr>
             <w:tcW w:w="2400" w:type="dxa"/>
@@ -3892,12 +3676,6 @@
         </w:tc>
       </w:tr>
       <w:tr>
-        <w:tblPrEx>
-          <w:tblCellMar>
-            <w:top w:w="0" w:type="dxa"/>
-            <w:bottom w:w="0" w:type="dxa"/>
-          </w:tblCellMar>
-        </w:tblPrEx>
         <w:tc>
           <w:tcPr>
             <w:tcW w:w="2400" w:type="dxa"/>
@@ -3956,12 +3734,6 @@
         </w:tc>
       </w:tr>
       <w:tr>
-        <w:tblPrEx>
-          <w:tblCellMar>
-            <w:top w:w="0" w:type="dxa"/>
-            <w:bottom w:w="0" w:type="dxa"/>
-          </w:tblCellMar>
-        </w:tblPrEx>
         <w:tc>
           <w:tcPr>
             <w:tcW w:w="2400" w:type="dxa"/>
@@ -4020,12 +3792,6 @@
         </w:tc>
       </w:tr>
       <w:tr>
-        <w:tblPrEx>
-          <w:tblCellMar>
-            <w:top w:w="0" w:type="dxa"/>
-            <w:bottom w:w="0" w:type="dxa"/>
-          </w:tblCellMar>
-        </w:tblPrEx>
         <w:tc>
           <w:tcPr>
             <w:tcW w:w="2400" w:type="dxa"/>
@@ -4084,12 +3850,6 @@
         </w:tc>
       </w:tr>
       <w:tr>
-        <w:tblPrEx>
-          <w:tblCellMar>
-            <w:top w:w="0" w:type="dxa"/>
-            <w:bottom w:w="0" w:type="dxa"/>
-          </w:tblCellMar>
-        </w:tblPrEx>
         <w:tc>
           <w:tcPr>
             <w:tcW w:w="2400" w:type="dxa"/>
@@ -4148,12 +3908,6 @@
         </w:tc>
       </w:tr>
       <w:tr>
-        <w:tblPrEx>
-          <w:tblCellMar>
-            <w:top w:w="0" w:type="dxa"/>
-            <w:bottom w:w="0" w:type="dxa"/>
-          </w:tblCellMar>
-        </w:tblPrEx>
         <w:tc>
           <w:tcPr>
             <w:tcW w:w="2400" w:type="dxa"/>
@@ -4230,12 +3984,6 @@
         </w:tc>
       </w:tr>
       <w:tr>
-        <w:tblPrEx>
-          <w:tblCellMar>
-            <w:top w:w="0" w:type="dxa"/>
-            <w:bottom w:w="0" w:type="dxa"/>
-          </w:tblCellMar>
-        </w:tblPrEx>
         <w:tc>
           <w:tcPr>
             <w:tcW w:w="2400" w:type="dxa"/>
@@ -4391,12 +4139,6 @@
         <w:gridCol w:w="3360"/>
       </w:tblGrid>
       <w:tr>
-        <w:tblPrEx>
-          <w:tblCellMar>
-            <w:top w:w="0" w:type="dxa"/>
-            <w:bottom w:w="0" w:type="dxa"/>
-          </w:tblCellMar>
-        </w:tblPrEx>
         <w:tc>
           <w:tcPr>
             <w:tcW w:w="3000" w:type="dxa"/>
@@ -4489,12 +4231,6 @@
         </w:tc>
       </w:tr>
       <w:tr>
-        <w:tblPrEx>
-          <w:tblCellMar>
-            <w:top w:w="0" w:type="dxa"/>
-            <w:bottom w:w="0" w:type="dxa"/>
-          </w:tblCellMar>
-        </w:tblPrEx>
         <w:tc>
           <w:tcPr>
             <w:tcW w:w="3000" w:type="dxa"/>
@@ -4581,12 +4317,6 @@
         </w:tc>
       </w:tr>
       <w:tr>
-        <w:tblPrEx>
-          <w:tblCellMar>
-            <w:top w:w="0" w:type="dxa"/>
-            <w:bottom w:w="0" w:type="dxa"/>
-          </w:tblCellMar>
-        </w:tblPrEx>
         <w:tc>
           <w:tcPr>
             <w:tcW w:w="3000" w:type="dxa"/>
@@ -4673,12 +4403,6 @@
         </w:tc>
       </w:tr>
       <w:tr>
-        <w:tblPrEx>
-          <w:tblCellMar>
-            <w:top w:w="0" w:type="dxa"/>
-            <w:bottom w:w="0" w:type="dxa"/>
-          </w:tblCellMar>
-        </w:tblPrEx>
         <w:tc>
           <w:tcPr>
             <w:tcW w:w="3000" w:type="dxa"/>
@@ -4863,12 +4587,6 @@
         <w:gridCol w:w="3280"/>
       </w:tblGrid>
       <w:tr>
-        <w:tblPrEx>
-          <w:tblCellMar>
-            <w:top w:w="0" w:type="dxa"/>
-            <w:bottom w:w="0" w:type="dxa"/>
-          </w:tblCellMar>
-        </w:tblPrEx>
         <w:tc>
           <w:tcPr>
             <w:tcW w:w="2200" w:type="dxa"/>
@@ -4961,12 +4679,6 @@
         </w:tc>
       </w:tr>
       <w:tr>
-        <w:tblPrEx>
-          <w:tblCellMar>
-            <w:top w:w="0" w:type="dxa"/>
-            <w:bottom w:w="0" w:type="dxa"/>
-          </w:tblCellMar>
-        </w:tblPrEx>
         <w:tc>
           <w:tcPr>
             <w:tcW w:w="2200" w:type="dxa"/>
@@ -5053,12 +4765,6 @@
         </w:tc>
       </w:tr>
       <w:tr>
-        <w:tblPrEx>
-          <w:tblCellMar>
-            <w:top w:w="0" w:type="dxa"/>
-            <w:bottom w:w="0" w:type="dxa"/>
-          </w:tblCellMar>
-        </w:tblPrEx>
         <w:tc>
           <w:tcPr>
             <w:tcW w:w="2200" w:type="dxa"/>
@@ -5155,12 +4861,6 @@
         </w:tc>
       </w:tr>
       <w:tr>
-        <w:tblPrEx>
-          <w:tblCellMar>
-            <w:top w:w="0" w:type="dxa"/>
-            <w:bottom w:w="0" w:type="dxa"/>
-          </w:tblCellMar>
-        </w:tblPrEx>
         <w:tc>
           <w:tcPr>
             <w:tcW w:w="2200" w:type="dxa"/>
@@ -5247,12 +4947,6 @@
         </w:tc>
       </w:tr>
       <w:tr>
-        <w:tblPrEx>
-          <w:tblCellMar>
-            <w:top w:w="0" w:type="dxa"/>
-            <w:bottom w:w="0" w:type="dxa"/>
-          </w:tblCellMar>
-        </w:tblPrEx>
         <w:tc>
           <w:tcPr>
             <w:tcW w:w="2200" w:type="dxa"/>
@@ -5339,12 +5033,6 @@
         </w:tc>
       </w:tr>
       <w:tr>
-        <w:tblPrEx>
-          <w:tblCellMar>
-            <w:top w:w="0" w:type="dxa"/>
-            <w:bottom w:w="0" w:type="dxa"/>
-          </w:tblCellMar>
-        </w:tblPrEx>
         <w:tc>
           <w:tcPr>
             <w:tcW w:w="2200" w:type="dxa"/>
@@ -5431,12 +5119,6 @@
         </w:tc>
       </w:tr>
       <w:tr>
-        <w:tblPrEx>
-          <w:tblCellMar>
-            <w:top w:w="0" w:type="dxa"/>
-            <w:bottom w:w="0" w:type="dxa"/>
-          </w:tblCellMar>
-        </w:tblPrEx>
         <w:tc>
           <w:tcPr>
             <w:tcW w:w="2200" w:type="dxa"/>
@@ -5524,12 +5206,6 @@
         </w:tc>
       </w:tr>
       <w:tr>
-        <w:tblPrEx>
-          <w:tblCellMar>
-            <w:top w:w="0" w:type="dxa"/>
-            <w:bottom w:w="0" w:type="dxa"/>
-          </w:tblCellMar>
-        </w:tblPrEx>
         <w:tc>
           <w:tcPr>
             <w:tcW w:w="2200" w:type="dxa"/>
@@ -5644,12 +5320,6 @@
         </w:tc>
       </w:tr>
       <w:tr>
-        <w:tblPrEx>
-          <w:tblCellMar>
-            <w:top w:w="0" w:type="dxa"/>
-            <w:bottom w:w="0" w:type="dxa"/>
-          </w:tblCellMar>
-        </w:tblPrEx>
         <w:tc>
           <w:tcPr>
             <w:tcW w:w="2200" w:type="dxa"/>
@@ -5736,12 +5406,6 @@
         </w:tc>
       </w:tr>
       <w:tr>
-        <w:tblPrEx>
-          <w:tblCellMar>
-            <w:top w:w="0" w:type="dxa"/>
-            <w:bottom w:w="0" w:type="dxa"/>
-          </w:tblCellMar>
-        </w:tblPrEx>
         <w:tc>
           <w:tcPr>
             <w:tcW w:w="2200" w:type="dxa"/>
@@ -5848,12 +5512,6 @@
         </w:tc>
       </w:tr>
       <w:tr>
-        <w:tblPrEx>
-          <w:tblCellMar>
-            <w:top w:w="0" w:type="dxa"/>
-            <w:bottom w:w="0" w:type="dxa"/>
-          </w:tblCellMar>
-        </w:tblPrEx>
         <w:tc>
           <w:tcPr>
             <w:tcW w:w="2200" w:type="dxa"/>
@@ -5977,12 +5635,6 @@
         <w:gridCol w:w="2760"/>
       </w:tblGrid>
       <w:tr>
-        <w:tblPrEx>
-          <w:tblCellMar>
-            <w:top w:w="0" w:type="dxa"/>
-            <w:bottom w:w="0" w:type="dxa"/>
-          </w:tblCellMar>
-        </w:tblPrEx>
         <w:tc>
           <w:tcPr>
             <w:tcW w:w="3000" w:type="dxa"/>
@@ -6105,12 +5757,6 @@
         </w:tc>
       </w:tr>
       <w:tr>
-        <w:tblPrEx>
-          <w:tblCellMar>
-            <w:top w:w="0" w:type="dxa"/>
-            <w:bottom w:w="0" w:type="dxa"/>
-          </w:tblCellMar>
-        </w:tblPrEx>
         <w:tc>
           <w:tcPr>
             <w:tcW w:w="3000" w:type="dxa"/>
@@ -6225,12 +5871,6 @@
         </w:tc>
       </w:tr>
       <w:tr>
-        <w:tblPrEx>
-          <w:tblCellMar>
-            <w:top w:w="0" w:type="dxa"/>
-            <w:bottom w:w="0" w:type="dxa"/>
-          </w:tblCellMar>
-        </w:tblPrEx>
         <w:tc>
           <w:tcPr>
             <w:tcW w:w="3000" w:type="dxa"/>
@@ -6355,12 +5995,6 @@
         </w:tc>
       </w:tr>
       <w:tr>
-        <w:tblPrEx>
-          <w:tblCellMar>
-            <w:top w:w="0" w:type="dxa"/>
-            <w:bottom w:w="0" w:type="dxa"/>
-          </w:tblCellMar>
-        </w:tblPrEx>
         <w:tc>
           <w:tcPr>
             <w:tcW w:w="3000" w:type="dxa"/>
@@ -6475,12 +6109,6 @@
         </w:tc>
       </w:tr>
       <w:tr>
-        <w:tblPrEx>
-          <w:tblCellMar>
-            <w:top w:w="0" w:type="dxa"/>
-            <w:bottom w:w="0" w:type="dxa"/>
-          </w:tblCellMar>
-        </w:tblPrEx>
         <w:tc>
           <w:tcPr>
             <w:tcW w:w="3000" w:type="dxa"/>
@@ -6595,12 +6223,6 @@
         </w:tc>
       </w:tr>
       <w:tr>
-        <w:tblPrEx>
-          <w:tblCellMar>
-            <w:top w:w="0" w:type="dxa"/>
-            <w:bottom w:w="0" w:type="dxa"/>
-          </w:tblCellMar>
-        </w:tblPrEx>
         <w:tc>
           <w:tcPr>
             <w:tcW w:w="3000" w:type="dxa"/>
@@ -6715,12 +6337,6 @@
         </w:tc>
       </w:tr>
       <w:tr>
-        <w:tblPrEx>
-          <w:tblCellMar>
-            <w:top w:w="0" w:type="dxa"/>
-            <w:bottom w:w="0" w:type="dxa"/>
-          </w:tblCellMar>
-        </w:tblPrEx>
         <w:tc>
           <w:tcPr>
             <w:tcW w:w="3000" w:type="dxa"/>
@@ -6835,12 +6451,6 @@
         </w:tc>
       </w:tr>
       <w:tr>
-        <w:tblPrEx>
-          <w:tblCellMar>
-            <w:top w:w="0" w:type="dxa"/>
-            <w:bottom w:w="0" w:type="dxa"/>
-          </w:tblCellMar>
-        </w:tblPrEx>
         <w:tc>
           <w:tcPr>
             <w:tcW w:w="3000" w:type="dxa"/>
@@ -6955,12 +6565,6 @@
         </w:tc>
       </w:tr>
       <w:tr>
-        <w:tblPrEx>
-          <w:tblCellMar>
-            <w:top w:w="0" w:type="dxa"/>
-            <w:bottom w:w="0" w:type="dxa"/>
-          </w:tblCellMar>
-        </w:tblPrEx>
         <w:tc>
           <w:tcPr>
             <w:tcW w:w="3000" w:type="dxa"/>
@@ -7103,12 +6707,6 @@
         </w:tc>
       </w:tr>
       <w:tr>
-        <w:tblPrEx>
-          <w:tblCellMar>
-            <w:top w:w="0" w:type="dxa"/>
-            <w:bottom w:w="0" w:type="dxa"/>
-          </w:tblCellMar>
-        </w:tblPrEx>
         <w:tc>
           <w:tcPr>
             <w:tcW w:w="3000" w:type="dxa"/>
@@ -7223,12 +6821,6 @@
         </w:tc>
       </w:tr>
       <w:tr>
-        <w:tblPrEx>
-          <w:tblCellMar>
-            <w:top w:w="0" w:type="dxa"/>
-            <w:bottom w:w="0" w:type="dxa"/>
-          </w:tblCellMar>
-        </w:tblPrEx>
         <w:tc>
           <w:tcPr>
             <w:tcW w:w="3000" w:type="dxa"/>
@@ -7363,12 +6955,6 @@
         </w:tc>
       </w:tr>
       <w:tr>
-        <w:tblPrEx>
-          <w:tblCellMar>
-            <w:top w:w="0" w:type="dxa"/>
-            <w:bottom w:w="0" w:type="dxa"/>
-          </w:tblCellMar>
-        </w:tblPrEx>
         <w:tc>
           <w:tcPr>
             <w:tcW w:w="3000" w:type="dxa"/>
@@ -7777,12 +7363,6 @@
         <w:gridCol w:w="3560"/>
       </w:tblGrid>
       <w:tr>
-        <w:tblPrEx>
-          <w:tblCellMar>
-            <w:top w:w="0" w:type="dxa"/>
-            <w:bottom w:w="0" w:type="dxa"/>
-          </w:tblCellMar>
-        </w:tblPrEx>
         <w:tc>
           <w:tcPr>
             <w:tcW w:w="2000" w:type="dxa"/>
@@ -7875,12 +7455,6 @@
         </w:tc>
       </w:tr>
       <w:tr>
-        <w:tblPrEx>
-          <w:tblCellMar>
-            <w:top w:w="0" w:type="dxa"/>
-            <w:bottom w:w="0" w:type="dxa"/>
-          </w:tblCellMar>
-        </w:tblPrEx>
         <w:tc>
           <w:tcPr>
             <w:tcW w:w="2000" w:type="dxa"/>
@@ -7967,12 +7541,6 @@
         </w:tc>
       </w:tr>
       <w:tr>
-        <w:tblPrEx>
-          <w:tblCellMar>
-            <w:top w:w="0" w:type="dxa"/>
-            <w:bottom w:w="0" w:type="dxa"/>
-          </w:tblCellMar>
-        </w:tblPrEx>
         <w:tc>
           <w:tcPr>
             <w:tcW w:w="2000" w:type="dxa"/>
@@ -8059,12 +7627,6 @@
         </w:tc>
       </w:tr>
       <w:tr>
-        <w:tblPrEx>
-          <w:tblCellMar>
-            <w:top w:w="0" w:type="dxa"/>
-            <w:bottom w:w="0" w:type="dxa"/>
-          </w:tblCellMar>
-        </w:tblPrEx>
         <w:tc>
           <w:tcPr>
             <w:tcW w:w="2000" w:type="dxa"/>
@@ -8187,12 +7749,6 @@
         <w:gridCol w:w="3560"/>
       </w:tblGrid>
       <w:tr>
-        <w:tblPrEx>
-          <w:tblCellMar>
-            <w:top w:w="0" w:type="dxa"/>
-            <w:bottom w:w="0" w:type="dxa"/>
-          </w:tblCellMar>
-        </w:tblPrEx>
         <w:tc>
           <w:tcPr>
             <w:tcW w:w="2000" w:type="dxa"/>
@@ -8285,12 +7841,6 @@
         </w:tc>
       </w:tr>
       <w:tr>
-        <w:tblPrEx>
-          <w:tblCellMar>
-            <w:top w:w="0" w:type="dxa"/>
-            <w:bottom w:w="0" w:type="dxa"/>
-          </w:tblCellMar>
-        </w:tblPrEx>
         <w:tc>
           <w:tcPr>
             <w:tcW w:w="2000" w:type="dxa"/>
@@ -8395,12 +7945,6 @@
         </w:tc>
       </w:tr>
       <w:tr>
-        <w:tblPrEx>
-          <w:tblCellMar>
-            <w:top w:w="0" w:type="dxa"/>
-            <w:bottom w:w="0" w:type="dxa"/>
-          </w:tblCellMar>
-        </w:tblPrEx>
         <w:tc>
           <w:tcPr>
             <w:tcW w:w="2000" w:type="dxa"/>
@@ -8487,12 +8031,6 @@
         </w:tc>
       </w:tr>
       <w:tr>
-        <w:tblPrEx>
-          <w:tblCellMar>
-            <w:top w:w="0" w:type="dxa"/>
-            <w:bottom w:w="0" w:type="dxa"/>
-          </w:tblCellMar>
-        </w:tblPrEx>
         <w:tc>
           <w:tcPr>
             <w:tcW w:w="2000" w:type="dxa"/>
@@ -8615,12 +8153,6 @@
         <w:gridCol w:w="3560"/>
       </w:tblGrid>
       <w:tr>
-        <w:tblPrEx>
-          <w:tblCellMar>
-            <w:top w:w="0" w:type="dxa"/>
-            <w:bottom w:w="0" w:type="dxa"/>
-          </w:tblCellMar>
-        </w:tblPrEx>
         <w:tc>
           <w:tcPr>
             <w:tcW w:w="2000" w:type="dxa"/>
@@ -8713,12 +8245,6 @@
         </w:tc>
       </w:tr>
       <w:tr>
-        <w:tblPrEx>
-          <w:tblCellMar>
-            <w:top w:w="0" w:type="dxa"/>
-            <w:bottom w:w="0" w:type="dxa"/>
-          </w:tblCellMar>
-        </w:tblPrEx>
         <w:tc>
           <w:tcPr>
             <w:tcW w:w="2000" w:type="dxa"/>
@@ -8805,12 +8331,6 @@
         </w:tc>
       </w:tr>
       <w:tr>
-        <w:tblPrEx>
-          <w:tblCellMar>
-            <w:top w:w="0" w:type="dxa"/>
-            <w:bottom w:w="0" w:type="dxa"/>
-          </w:tblCellMar>
-        </w:tblPrEx>
         <w:tc>
           <w:tcPr>
             <w:tcW w:w="2000" w:type="dxa"/>
@@ -8970,12 +8490,6 @@
         <w:gridCol w:w="3560"/>
       </w:tblGrid>
       <w:tr>
-        <w:tblPrEx>
-          <w:tblCellMar>
-            <w:top w:w="0" w:type="dxa"/>
-            <w:bottom w:w="0" w:type="dxa"/>
-          </w:tblCellMar>
-        </w:tblPrEx>
         <w:tc>
           <w:tcPr>
             <w:tcW w:w="2000" w:type="dxa"/>
@@ -9068,12 +8582,6 @@
         </w:tc>
       </w:tr>
       <w:tr>
-        <w:tblPrEx>
-          <w:tblCellMar>
-            <w:top w:w="0" w:type="dxa"/>
-            <w:bottom w:w="0" w:type="dxa"/>
-          </w:tblCellMar>
-        </w:tblPrEx>
         <w:tc>
           <w:tcPr>
             <w:tcW w:w="2000" w:type="dxa"/>
@@ -9160,12 +8668,6 @@
         </w:tc>
       </w:tr>
       <w:tr>
-        <w:tblPrEx>
-          <w:tblCellMar>
-            <w:top w:w="0" w:type="dxa"/>
-            <w:bottom w:w="0" w:type="dxa"/>
-          </w:tblCellMar>
-        </w:tblPrEx>
         <w:tc>
           <w:tcPr>
             <w:tcW w:w="2000" w:type="dxa"/>
@@ -9252,12 +8754,6 @@
         </w:tc>
       </w:tr>
       <w:tr>
-        <w:tblPrEx>
-          <w:tblCellMar>
-            <w:top w:w="0" w:type="dxa"/>
-            <w:bottom w:w="0" w:type="dxa"/>
-          </w:tblCellMar>
-        </w:tblPrEx>
         <w:tc>
           <w:tcPr>
             <w:tcW w:w="2000" w:type="dxa"/>
@@ -9398,12 +8894,6 @@
         <w:gridCol w:w="3560"/>
       </w:tblGrid>
       <w:tr>
-        <w:tblPrEx>
-          <w:tblCellMar>
-            <w:top w:w="0" w:type="dxa"/>
-            <w:bottom w:w="0" w:type="dxa"/>
-          </w:tblCellMar>
-        </w:tblPrEx>
         <w:tc>
           <w:tcPr>
             <w:tcW w:w="2000" w:type="dxa"/>
@@ -9496,12 +8986,6 @@
         </w:tc>
       </w:tr>
       <w:tr>
-        <w:tblPrEx>
-          <w:tblCellMar>
-            <w:top w:w="0" w:type="dxa"/>
-            <w:bottom w:w="0" w:type="dxa"/>
-          </w:tblCellMar>
-        </w:tblPrEx>
         <w:tc>
           <w:tcPr>
             <w:tcW w:w="2000" w:type="dxa"/>
@@ -9598,12 +9082,6 @@
         </w:tc>
       </w:tr>
       <w:tr>
-        <w:tblPrEx>
-          <w:tblCellMar>
-            <w:top w:w="0" w:type="dxa"/>
-            <w:bottom w:w="0" w:type="dxa"/>
-          </w:tblCellMar>
-        </w:tblPrEx>
         <w:tc>
           <w:tcPr>
             <w:tcW w:w="2000" w:type="dxa"/>
@@ -9700,12 +9178,6 @@
         </w:tc>
       </w:tr>
       <w:tr>
-        <w:tblPrEx>
-          <w:tblCellMar>
-            <w:top w:w="0" w:type="dxa"/>
-            <w:bottom w:w="0" w:type="dxa"/>
-          </w:tblCellMar>
-        </w:tblPrEx>
         <w:tc>
           <w:tcPr>
             <w:tcW w:w="2000" w:type="dxa"/>
@@ -9846,12 +9318,6 @@
         <w:gridCol w:w="3560"/>
       </w:tblGrid>
       <w:tr>
-        <w:tblPrEx>
-          <w:tblCellMar>
-            <w:top w:w="0" w:type="dxa"/>
-            <w:bottom w:w="0" w:type="dxa"/>
-          </w:tblCellMar>
-        </w:tblPrEx>
         <w:tc>
           <w:tcPr>
             <w:tcW w:w="2000" w:type="dxa"/>
@@ -9944,12 +9410,6 @@
         </w:tc>
       </w:tr>
       <w:tr>
-        <w:tblPrEx>
-          <w:tblCellMar>
-            <w:top w:w="0" w:type="dxa"/>
-            <w:bottom w:w="0" w:type="dxa"/>
-          </w:tblCellMar>
-        </w:tblPrEx>
         <w:tc>
           <w:tcPr>
             <w:tcW w:w="2000" w:type="dxa"/>
@@ -10036,12 +9496,6 @@
         </w:tc>
       </w:tr>
       <w:tr>
-        <w:tblPrEx>
-          <w:tblCellMar>
-            <w:top w:w="0" w:type="dxa"/>
-            <w:bottom w:w="0" w:type="dxa"/>
-          </w:tblCellMar>
-        </w:tblPrEx>
         <w:tc>
           <w:tcPr>
             <w:tcW w:w="2000" w:type="dxa"/>
@@ -10164,12 +9618,6 @@
         </w:tc>
       </w:tr>
       <w:tr>
-        <w:tblPrEx>
-          <w:tblCellMar>
-            <w:top w:w="0" w:type="dxa"/>
-            <w:bottom w:w="0" w:type="dxa"/>
-          </w:tblCellMar>
-        </w:tblPrEx>
         <w:tc>
           <w:tcPr>
             <w:tcW w:w="2000" w:type="dxa"/>
@@ -10398,12 +9846,6 @@
         <w:gridCol w:w="4360"/>
       </w:tblGrid>
       <w:tr>
-        <w:tblPrEx>
-          <w:tblCellMar>
-            <w:top w:w="0" w:type="dxa"/>
-            <w:bottom w:w="0" w:type="dxa"/>
-          </w:tblCellMar>
-        </w:tblPrEx>
         <w:tc>
           <w:tcPr>
             <w:tcW w:w="2200" w:type="dxa"/>
@@ -10496,12 +9938,6 @@
         </w:tc>
       </w:tr>
       <w:tr>
-        <w:tblPrEx>
-          <w:tblCellMar>
-            <w:top w:w="0" w:type="dxa"/>
-            <w:bottom w:w="0" w:type="dxa"/>
-          </w:tblCellMar>
-        </w:tblPrEx>
         <w:tc>
           <w:tcPr>
             <w:tcW w:w="2200" w:type="dxa"/>
@@ -10616,12 +10052,6 @@
         </w:tc>
       </w:tr>
       <w:tr>
-        <w:tblPrEx>
-          <w:tblCellMar>
-            <w:top w:w="0" w:type="dxa"/>
-            <w:bottom w:w="0" w:type="dxa"/>
-          </w:tblCellMar>
-        </w:tblPrEx>
         <w:tc>
           <w:tcPr>
             <w:tcW w:w="2200" w:type="dxa"/>
@@ -10718,12 +10148,6 @@
         </w:tc>
       </w:tr>
       <w:tr>
-        <w:tblPrEx>
-          <w:tblCellMar>
-            <w:top w:w="0" w:type="dxa"/>
-            <w:bottom w:w="0" w:type="dxa"/>
-          </w:tblCellMar>
-        </w:tblPrEx>
         <w:tc>
           <w:tcPr>
             <w:tcW w:w="2200" w:type="dxa"/>
@@ -10828,12 +10252,6 @@
         </w:tc>
       </w:tr>
       <w:tr>
-        <w:tblPrEx>
-          <w:tblCellMar>
-            <w:top w:w="0" w:type="dxa"/>
-            <w:bottom w:w="0" w:type="dxa"/>
-          </w:tblCellMar>
-        </w:tblPrEx>
         <w:tc>
           <w:tcPr>
             <w:tcW w:w="2200" w:type="dxa"/>
@@ -10948,12 +10366,6 @@
         </w:tc>
       </w:tr>
       <w:tr>
-        <w:tblPrEx>
-          <w:tblCellMar>
-            <w:top w:w="0" w:type="dxa"/>
-            <w:bottom w:w="0" w:type="dxa"/>
-          </w:tblCellMar>
-        </w:tblPrEx>
         <w:tc>
           <w:tcPr>
             <w:tcW w:w="2200" w:type="dxa"/>
@@ -11050,12 +10462,6 @@
         </w:tc>
       </w:tr>
       <w:tr>
-        <w:tblPrEx>
-          <w:tblCellMar>
-            <w:top w:w="0" w:type="dxa"/>
-            <w:bottom w:w="0" w:type="dxa"/>
-          </w:tblCellMar>
-        </w:tblPrEx>
         <w:tc>
           <w:tcPr>
             <w:tcW w:w="2200" w:type="dxa"/>
@@ -11170,12 +10576,6 @@
         </w:tc>
       </w:tr>
       <w:tr>
-        <w:tblPrEx>
-          <w:tblCellMar>
-            <w:top w:w="0" w:type="dxa"/>
-            <w:bottom w:w="0" w:type="dxa"/>
-          </w:tblCellMar>
-        </w:tblPrEx>
         <w:tc>
           <w:tcPr>
             <w:tcW w:w="2200" w:type="dxa"/>
@@ -11262,12 +10662,6 @@
         </w:tc>
       </w:tr>
       <w:tr>
-        <w:tblPrEx>
-          <w:tblCellMar>
-            <w:top w:w="0" w:type="dxa"/>
-            <w:bottom w:w="0" w:type="dxa"/>
-          </w:tblCellMar>
-        </w:tblPrEx>
         <w:tc>
           <w:tcPr>
             <w:tcW w:w="2200" w:type="dxa"/>
@@ -11382,12 +10776,6 @@
         </w:tc>
       </w:tr>
       <w:tr>
-        <w:tblPrEx>
-          <w:tblCellMar>
-            <w:top w:w="0" w:type="dxa"/>
-            <w:bottom w:w="0" w:type="dxa"/>
-          </w:tblCellMar>
-        </w:tblPrEx>
         <w:tc>
           <w:tcPr>
             <w:tcW w:w="2200" w:type="dxa"/>
@@ -11484,12 +10872,6 @@
         </w:tc>
       </w:tr>
       <w:tr>
-        <w:tblPrEx>
-          <w:tblCellMar>
-            <w:top w:w="0" w:type="dxa"/>
-            <w:bottom w:w="0" w:type="dxa"/>
-          </w:tblCellMar>
-        </w:tblPrEx>
         <w:tc>
           <w:tcPr>
             <w:tcW w:w="2200" w:type="dxa"/>
@@ -11681,12 +11063,6 @@
         <w:gridCol w:w="1560"/>
       </w:tblGrid>
       <w:tr>
-        <w:tblPrEx>
-          <w:tblCellMar>
-            <w:top w:w="0" w:type="dxa"/>
-            <w:bottom w:w="0" w:type="dxa"/>
-          </w:tblCellMar>
-        </w:tblPrEx>
         <w:tc>
           <w:tcPr>
             <w:tcW w:w="1800" w:type="dxa"/>
@@ -11809,12 +11185,6 @@
         </w:tc>
       </w:tr>
       <w:tr>
-        <w:tblPrEx>
-          <w:tblCellMar>
-            <w:top w:w="0" w:type="dxa"/>
-            <w:bottom w:w="0" w:type="dxa"/>
-          </w:tblCellMar>
-        </w:tblPrEx>
         <w:tc>
           <w:tcPr>
             <w:tcW w:w="1800" w:type="dxa"/>
@@ -11929,12 +11299,6 @@
         </w:tc>
       </w:tr>
       <w:tr>
-        <w:tblPrEx>
-          <w:tblCellMar>
-            <w:top w:w="0" w:type="dxa"/>
-            <w:bottom w:w="0" w:type="dxa"/>
-          </w:tblCellMar>
-        </w:tblPrEx>
         <w:tc>
           <w:tcPr>
             <w:tcW w:w="1800" w:type="dxa"/>
@@ -12049,12 +11413,6 @@
         </w:tc>
       </w:tr>
       <w:tr>
-        <w:tblPrEx>
-          <w:tblCellMar>
-            <w:top w:w="0" w:type="dxa"/>
-            <w:bottom w:w="0" w:type="dxa"/>
-          </w:tblCellMar>
-        </w:tblPrEx>
         <w:tc>
           <w:tcPr>
             <w:tcW w:w="1800" w:type="dxa"/>
@@ -12310,6 +11668,7 @@
         <w:bottom w:val="single" w:sz="6" w:space="4" w:color="0E7490"/>
       </w:pBdr>
     </w:pPr>
+    <w:proofErr w:type="spellStart"/>
     <w:r>
       <w:rPr>
         <w:b/>
@@ -12318,7 +11677,18 @@
         <w:sz w:val="18"/>
         <w:szCs w:val="18"/>
       </w:rPr>
-      <w:t>SecureVerse Identity Layer</w:t>
+      <w:t>SecureVerse</w:t>
+    </w:r>
+    <w:proofErr w:type="spellEnd"/>
+    <w:r>
+      <w:rPr>
+        <w:b/>
+        <w:bCs/>
+        <w:color w:val="0E7490"/>
+        <w:sz w:val="18"/>
+        <w:szCs w:val="18"/>
+      </w:rPr>
+      <w:t xml:space="preserve"> Identity Layer</w:t>
     </w:r>
     <w:r>
       <w:rPr>
